--- a/arb/docx/61.content.docx
+++ b/arb/docx/61.content.docx
@@ -3189,20 +3189,14 @@
         </w:rPr>
         <w:t xml:space="preserve"> تشير هنا إلى أن هذه الآية تقدم السبب للنتيجة المتوقعة، وهي أمر بطرس في </w:t>
       </w:r>
-      <w:hyperlink r:id="rId13">
-        <w:r>
-          <w:rPr>
-            <w:rtl/>
-            <w:cs/>
-            <w:lang w:val="ar_AE" w:bidi="ar_AE"/>
-          </w:rPr>
-          <w:rPr>
-            <w:color w:val="0000EE"/>
-            <w:u w:val="single"/>
-          </w:rPr>
-          <w:t>1:5–7</w:t>
-        </w:r>
-      </w:hyperlink>
+      <w:r>
+        <w:rPr>
+          <w:rtl/>
+          <w:cs/>
+          <w:lang w:val="ar_AE" w:bidi="ar_AE"/>
+        </w:rPr>
+        <w:t>1:5–7</w:t>
+      </w:r>
       <w:r>
         <w:rPr>
           <w:rtl/>
@@ -10819,20 +10813,14 @@
         </w:rPr>
         <w:t xml:space="preserve"> هنا إلى أن بطرس يقدم سببًا لضرورة طاعة جمهوره الأمر المذكور في </w:t>
       </w:r>
-      <w:hyperlink r:id="rId13">
-        <w:r>
-          <w:rPr>
-            <w:rtl/>
-            <w:cs/>
-            <w:lang w:val="ar_AE" w:bidi="ar_AE"/>
-          </w:rPr>
-          <w:rPr>
-            <w:color w:val="0000EE"/>
-            <w:u w:val="single"/>
-          </w:rPr>
-          <w:t>1:5–7</w:t>
-        </w:r>
-      </w:hyperlink>
+      <w:r>
+        <w:rPr>
+          <w:rtl/>
+          <w:cs/>
+          <w:lang w:val="ar_AE" w:bidi="ar_AE"/>
+        </w:rPr>
+        <w:t>1:5–7</w:t>
+      </w:r>
       <w:r>
         <w:rPr>
           <w:rtl/>
@@ -11168,20 +11156,14 @@
         </w:rPr>
         <w:t xml:space="preserve"> يشير هنا إلى الإيمان، والفضيلة، والمعرفة، وضبط النفس، والصبر، والتقوى، والمودة الأخوية، والمحبة التي ذكرها بطرس في </w:t>
       </w:r>
-      <w:hyperlink r:id="rId13">
-        <w:r>
-          <w:rPr>
-            <w:rtl/>
-            <w:cs/>
-            <w:lang w:val="ar_AE" w:bidi="ar_AE"/>
-          </w:rPr>
-          <w:rPr>
-            <w:color w:val="0000EE"/>
-            <w:u w:val="single"/>
-          </w:rPr>
-          <w:t>1:5–7</w:t>
-        </w:r>
-      </w:hyperlink>
+      <w:r>
+        <w:rPr>
+          <w:rtl/>
+          <w:cs/>
+          <w:lang w:val="ar_AE" w:bidi="ar_AE"/>
+        </w:rPr>
+        <w:t>1:5–7</w:t>
+      </w:r>
       <w:r>
         <w:rPr>
           <w:rtl/>
@@ -12041,20 +12023,14 @@
         </w:rPr>
         <w:t xml:space="preserve"> يشير إلى أن بطرس يقدم سببًا آخر لضرورة طاعة جمهوره للأمر المعطى في </w:t>
       </w:r>
-      <w:hyperlink r:id="rId13">
-        <w:r>
-          <w:rPr>
-            <w:rtl/>
-            <w:cs/>
-            <w:lang w:val="ar_AE" w:bidi="ar_AE"/>
-          </w:rPr>
-          <w:rPr>
-            <w:color w:val="0000EE"/>
-            <w:u w:val="single"/>
-          </w:rPr>
-          <w:t>1:5–7</w:t>
-        </w:r>
-      </w:hyperlink>
+      <w:r>
+        <w:rPr>
+          <w:rtl/>
+          <w:cs/>
+          <w:lang w:val="ar_AE" w:bidi="ar_AE"/>
+        </w:rPr>
+        <w:t>1:5–7</w:t>
+      </w:r>
       <w:r>
         <w:rPr>
           <w:rtl/>
@@ -12063,20 +12039,14 @@
         </w:rPr>
         <w:t xml:space="preserve">. قدم بطرس سببًا إيجابيًا في </w:t>
       </w:r>
-      <w:hyperlink r:id="rId14">
-        <w:r>
-          <w:rPr>
-            <w:rtl/>
-            <w:cs/>
-            <w:lang w:val="ar_AE" w:bidi="ar_AE"/>
-          </w:rPr>
-          <w:rPr>
-            <w:color w:val="0000EE"/>
-            <w:u w:val="single"/>
-          </w:rPr>
-          <w:t>1:8</w:t>
-        </w:r>
-      </w:hyperlink>
+      <w:r>
+        <w:rPr>
+          <w:rtl/>
+          <w:cs/>
+          <w:lang w:val="ar_AE" w:bidi="ar_AE"/>
+        </w:rPr>
+        <w:t>1:8</w:t>
+      </w:r>
       <w:r>
         <w:rPr>
           <w:rtl/>
@@ -12412,20 +12382,14 @@
         </w:rPr>
         <w:t xml:space="preserve">يشير هنا إلى الإيمان، والفضيلة، والمعرفة، وضبط النفس، والصبر، والتقوى، والمودة الأخوية، والمحبة، التي ذكرها بطرس في </w:t>
       </w:r>
-      <w:hyperlink r:id="rId13">
-        <w:r>
-          <w:rPr>
-            <w:rtl/>
-            <w:cs/>
-            <w:lang w:val="ar_AE" w:bidi="ar_AE"/>
-          </w:rPr>
-          <w:rPr>
-            <w:color w:val="0000EE"/>
-            <w:u w:val="single"/>
-          </w:rPr>
-          <w:t>1:5–7</w:t>
-        </w:r>
-      </w:hyperlink>
+      <w:r>
+        <w:rPr>
+          <w:rtl/>
+          <w:cs/>
+          <w:lang w:val="ar_AE" w:bidi="ar_AE"/>
+        </w:rPr>
+        <w:t>1:5–7</w:t>
+      </w:r>
       <w:r>
         <w:rPr>
           <w:rtl/>
@@ -13534,20 +13498,14 @@
         </w:rPr>
         <w:t xml:space="preserve"> لتقديم وصف لما ينبغي على قرائه فعله نتيجة لما قاله للتو. فهو يشير تحديدًا إلى سببي الطاعة المذكورين في </w:t>
       </w:r>
-      <w:hyperlink r:id="rId15">
-        <w:r>
-          <w:rPr>
-            <w:rtl/>
-            <w:cs/>
-            <w:lang w:val="ar_AE" w:bidi="ar_AE"/>
-          </w:rPr>
-          <w:rPr>
-            <w:color w:val="0000EE"/>
-            <w:u w:val="single"/>
-          </w:rPr>
-          <w:t>1:8–9</w:t>
-        </w:r>
-      </w:hyperlink>
+      <w:r>
+        <w:rPr>
+          <w:rtl/>
+          <w:cs/>
+          <w:lang w:val="ar_AE" w:bidi="ar_AE"/>
+        </w:rPr>
+        <w:t>1:8–9</w:t>
+      </w:r>
       <w:r>
         <w:rPr>
           <w:rtl/>
@@ -14278,20 +14236,14 @@
         </w:rPr>
         <w:t xml:space="preserve"> يشير هنا إلى الإيمان، والفضيلة، والمعرفة، وضبط النفس، والصبر، والتقوى، والمودة الأخوية، والمحبة التي ذكرها بطرس في </w:t>
       </w:r>
-      <w:hyperlink r:id="rId13">
-        <w:r>
-          <w:rPr>
-            <w:rtl/>
-            <w:cs/>
-            <w:lang w:val="ar_AE" w:bidi="ar_AE"/>
-          </w:rPr>
-          <w:rPr>
-            <w:color w:val="0000EE"/>
-            <w:u w:val="single"/>
-          </w:rPr>
-          <w:t>1:5–7</w:t>
-        </w:r>
-      </w:hyperlink>
+      <w:r>
+        <w:rPr>
+          <w:rtl/>
+          <w:cs/>
+          <w:lang w:val="ar_AE" w:bidi="ar_AE"/>
+        </w:rPr>
+        <w:t>1:5–7</w:t>
+      </w:r>
       <w:r>
         <w:rPr>
           <w:rtl/>
@@ -14934,20 +14886,14 @@
         </w:rPr>
         <w:t xml:space="preserve"> تشير إلى أن بطرس يقدم سببًا يجعل قراءه يرغبون في الامتثال للأوامر المعطاة في </w:t>
       </w:r>
-      <w:hyperlink r:id="rId13">
-        <w:r>
-          <w:rPr>
-            <w:rtl/>
-            <w:cs/>
-            <w:lang w:val="ar_AE" w:bidi="ar_AE"/>
-          </w:rPr>
-          <w:rPr>
-            <w:color w:val="0000EE"/>
-            <w:u w:val="single"/>
-          </w:rPr>
-          <w:t>1:5–7</w:t>
-        </w:r>
-      </w:hyperlink>
+      <w:r>
+        <w:rPr>
+          <w:rtl/>
+          <w:cs/>
+          <w:lang w:val="ar_AE" w:bidi="ar_AE"/>
+        </w:rPr>
+        <w:t>1:5–7</w:t>
+      </w:r>
       <w:r>
         <w:rPr>
           <w:rtl/>
@@ -14956,20 +14902,14 @@
         </w:rPr>
         <w:t xml:space="preserve"> و</w:t>
       </w:r>
-      <w:hyperlink r:id="rId16">
-        <w:r>
-          <w:rPr>
-            <w:rtl/>
-            <w:cs/>
-            <w:lang w:val="ar_AE" w:bidi="ar_AE"/>
-          </w:rPr>
-          <w:rPr>
-            <w:color w:val="0000EE"/>
-            <w:u w:val="single"/>
-          </w:rPr>
-          <w:t>1:10</w:t>
-        </w:r>
-      </w:hyperlink>
+      <w:r>
+        <w:rPr>
+          <w:rtl/>
+          <w:cs/>
+          <w:lang w:val="ar_AE" w:bidi="ar_AE"/>
+        </w:rPr>
+        <w:t>1:10</w:t>
+      </w:r>
       <w:r>
         <w:rPr>
           <w:rtl/>
@@ -15142,20 +15082,14 @@
         </w:rPr>
         <w:t xml:space="preserve"> تُشير هنا إلى نمط الحياة الذي يتضمن الإيمان، والفضيلة، والمعرفة، وضبط النفس، والصبر، والتقوى، والمودة الأخوية، والمحبة، كما ذكرها بطرس في </w:t>
       </w:r>
-      <w:hyperlink r:id="rId13">
-        <w:r>
-          <w:rPr>
-            <w:rtl/>
-            <w:cs/>
-            <w:lang w:val="ar_AE" w:bidi="ar_AE"/>
-          </w:rPr>
-          <w:rPr>
-            <w:color w:val="0000EE"/>
-            <w:u w:val="single"/>
-          </w:rPr>
-          <w:t>1:5–7</w:t>
-        </w:r>
-      </w:hyperlink>
+      <w:r>
+        <w:rPr>
+          <w:rtl/>
+          <w:cs/>
+          <w:lang w:val="ar_AE" w:bidi="ar_AE"/>
+        </w:rPr>
+        <w:t>1:5–7</w:t>
+      </w:r>
       <w:r>
         <w:rPr>
           <w:rtl/>
@@ -15663,20 +15597,14 @@
         </w:rPr>
         <w:t xml:space="preserve"> لتوضيح الغرض من رسالته. لكي يشجع قرائه على تنفيذ كل ما ذكره في </w:t>
       </w:r>
-      <w:hyperlink r:id="rId17">
-        <w:r>
-          <w:rPr>
-            <w:rtl/>
-            <w:cs/>
-            <w:lang w:val="ar_AE" w:bidi="ar_AE"/>
-          </w:rPr>
-          <w:rPr>
-            <w:color w:val="0000EE"/>
-            <w:u w:val="single"/>
-          </w:rPr>
-          <w:t>1:5–10</w:t>
-        </w:r>
-      </w:hyperlink>
+      <w:r>
+        <w:rPr>
+          <w:rtl/>
+          <w:cs/>
+          <w:lang w:val="ar_AE" w:bidi="ar_AE"/>
+        </w:rPr>
+        <w:t>1:5–10</w:t>
+      </w:r>
       <w:r>
         <w:rPr>
           <w:rtl/>
@@ -15685,20 +15613,14 @@
         </w:rPr>
         <w:t xml:space="preserve">، وخاصة بسبب الوعد في </w:t>
       </w:r>
-      <w:hyperlink r:id="rId18">
-        <w:r>
-          <w:rPr>
-            <w:rtl/>
-            <w:cs/>
-            <w:lang w:val="ar_AE" w:bidi="ar_AE"/>
-          </w:rPr>
-          <w:rPr>
-            <w:color w:val="0000EE"/>
-            <w:u w:val="single"/>
-          </w:rPr>
-          <w:t>1:11</w:t>
-        </w:r>
-      </w:hyperlink>
+      <w:r>
+        <w:rPr>
+          <w:rtl/>
+          <w:cs/>
+          <w:lang w:val="ar_AE" w:bidi="ar_AE"/>
+        </w:rPr>
+        <w:t>1:11</w:t>
+      </w:r>
       <w:r>
         <w:rPr>
           <w:rtl/>
@@ -15853,20 +15775,14 @@
         </w:rPr>
         <w:t xml:space="preserve"> تشير هنا إلى ما ذكره بطرس في الآيات السابقة، وتحديدًا إلى الإيمان، والفضيلة، والمعرفة، وضبط النفس، والصبر، والتقوى، والمودة الأخوية، والمحبة، التي أشار إليها في </w:t>
       </w:r>
-      <w:hyperlink r:id="rId13">
-        <w:r>
-          <w:rPr>
-            <w:rtl/>
-            <w:cs/>
-            <w:lang w:val="ar_AE" w:bidi="ar_AE"/>
-          </w:rPr>
-          <w:rPr>
-            <w:color w:val="0000EE"/>
-            <w:u w:val="single"/>
-          </w:rPr>
-          <w:t>1:5–7</w:t>
-        </w:r>
-      </w:hyperlink>
+      <w:r>
+        <w:rPr>
+          <w:rtl/>
+          <w:cs/>
+          <w:lang w:val="ar_AE" w:bidi="ar_AE"/>
+        </w:rPr>
+        <w:t>1:5–7</w:t>
+      </w:r>
       <w:r>
         <w:rPr>
           <w:rtl/>
@@ -17542,20 +17458,14 @@
         </w:rPr>
         <w:t xml:space="preserve">في هذا المقطع، يوضح بطرس سبب تذكيره المستمر لجمهوره بالحقائق العقائدية في هذه الرسالة، وتحديدًا الإيمان، والفضيلة، المعرفة، ضبط النفس، الصبر، التقوى، المودة الأخوية، والمحبة، التي ذكرها بطرس في </w:t>
       </w:r>
-      <w:hyperlink r:id="rId13">
-        <w:r>
-          <w:rPr>
-            <w:rtl/>
-            <w:cs/>
-            <w:lang w:val="ar_AE" w:bidi="ar_AE"/>
-          </w:rPr>
-          <w:rPr>
-            <w:color w:val="0000EE"/>
-            <w:u w:val="single"/>
-          </w:rPr>
-          <w:t>1:5–7</w:t>
-        </w:r>
-      </w:hyperlink>
+      <w:r>
+        <w:rPr>
+          <w:rtl/>
+          <w:cs/>
+          <w:lang w:val="ar_AE" w:bidi="ar_AE"/>
+        </w:rPr>
+        <w:t>1:5–7</w:t>
+      </w:r>
       <w:r>
         <w:rPr>
           <w:rtl/>
@@ -18544,20 +18454,14 @@
         </w:rPr>
         <w:t xml:space="preserve"> تشير هنا إلى ما ذكره بطرس في الآيات السابقة، وتحديدًا الإيمان، والفضيلة، والمعرفة، وضبط النفس، والصبر، والتقوى، والمودة الأخوية، والمحبة التي أشار إليها بطرس في </w:t>
       </w:r>
-      <w:hyperlink r:id="rId13">
-        <w:r>
-          <w:rPr>
-            <w:rtl/>
-            <w:cs/>
-            <w:lang w:val="ar_AE" w:bidi="ar_AE"/>
-          </w:rPr>
-          <w:rPr>
-            <w:color w:val="0000EE"/>
-            <w:u w:val="single"/>
-          </w:rPr>
-          <w:t>1:5–7</w:t>
-        </w:r>
-      </w:hyperlink>
+      <w:r>
+        <w:rPr>
+          <w:rtl/>
+          <w:cs/>
+          <w:lang w:val="ar_AE" w:bidi="ar_AE"/>
+        </w:rPr>
+        <w:t>1:5–7</w:t>
+      </w:r>
       <w:r>
         <w:rPr>
           <w:rtl/>
@@ -18910,20 +18814,14 @@
         </w:rPr>
         <w:t xml:space="preserve"> تشير إلى أن بطرس يشرح للمؤمنين، في الآيات </w:t>
       </w:r>
-      <w:hyperlink r:id="rId19">
-        <w:r>
-          <w:rPr>
-            <w:rtl/>
-            <w:cs/>
-            <w:lang w:val="ar_AE" w:bidi="ar_AE"/>
-          </w:rPr>
-          <w:rPr>
-            <w:color w:val="0000EE"/>
-            <w:u w:val="single"/>
-          </w:rPr>
-          <w:t>1:16–21،</w:t>
-        </w:r>
-      </w:hyperlink>
+      <w:r>
+        <w:rPr>
+          <w:rtl/>
+          <w:cs/>
+          <w:lang w:val="ar_AE" w:bidi="ar_AE"/>
+        </w:rPr>
+        <w:t>1:16–21،</w:t>
+      </w:r>
       <w:r>
         <w:rPr>
           <w:rtl/>
@@ -18932,20 +18830,14 @@
         </w:rPr>
         <w:t xml:space="preserve"> سبب ضرورة تذكرهم "هذه الأمور"، التي تم ذكرها في </w:t>
       </w:r>
-      <w:hyperlink r:id="rId13">
-        <w:r>
-          <w:rPr>
-            <w:rtl/>
-            <w:cs/>
-            <w:lang w:val="ar_AE" w:bidi="ar_AE"/>
-          </w:rPr>
-          <w:rPr>
-            <w:color w:val="0000EE"/>
-            <w:u w:val="single"/>
-          </w:rPr>
-          <w:t>1:5–7</w:t>
-        </w:r>
-      </w:hyperlink>
+      <w:r>
+        <w:rPr>
+          <w:rtl/>
+          <w:cs/>
+          <w:lang w:val="ar_AE" w:bidi="ar_AE"/>
+        </w:rPr>
+        <w:t>1:5–7</w:t>
+      </w:r>
       <w:r>
         <w:rPr>
           <w:rtl/>
@@ -20216,20 +20108,14 @@
         </w:rPr>
         <w:t xml:space="preserve"> تشير هنا إلى أن ما يلي في </w:t>
       </w:r>
-      <w:hyperlink r:id="rId20">
-        <w:r>
-          <w:rPr>
-            <w:rtl/>
-            <w:cs/>
-            <w:lang w:val="ar_AE" w:bidi="ar_AE"/>
-          </w:rPr>
-          <w:rPr>
-            <w:color w:val="0000EE"/>
-            <w:u w:val="single"/>
-          </w:rPr>
-          <w:t>1:17–18</w:t>
-        </w:r>
-      </w:hyperlink>
+      <w:r>
+        <w:rPr>
+          <w:rtl/>
+          <w:cs/>
+          <w:lang w:val="ar_AE" w:bidi="ar_AE"/>
+        </w:rPr>
+        <w:t>1:17–18</w:t>
+      </w:r>
       <w:r>
         <w:rPr>
           <w:rtl/>
@@ -22551,20 +22437,14 @@
         </w:rPr>
         <w:t xml:space="preserve"> إلى: (1) شيء موثوق به للغاية. في هذه الحالة، فإن بطرس يقول في </w:t>
       </w:r>
-      <w:hyperlink r:id="rId21">
-        <w:r>
-          <w:rPr>
-            <w:rtl/>
-            <w:cs/>
-            <w:lang w:val="ar_AE" w:bidi="ar_AE"/>
-          </w:rPr>
-          <w:rPr>
-            <w:color w:val="0000EE"/>
-            <w:u w:val="single"/>
-          </w:rPr>
-          <w:t>1:18–19</w:t>
-        </w:r>
-      </w:hyperlink>
+      <w:r>
+        <w:rPr>
+          <w:rtl/>
+          <w:cs/>
+          <w:lang w:val="ar_AE" w:bidi="ar_AE"/>
+        </w:rPr>
+        <w:t>1:18–19</w:t>
+      </w:r>
       <w:r>
         <w:rPr>
           <w:rtl/>
@@ -30102,20 +29982,14 @@
         </w:rPr>
         <w:t xml:space="preserve"> يشير هنا إلى المعلمين الكاذبين المذكورين في </w:t>
       </w:r>
-      <w:hyperlink r:id="rId22">
-        <w:r>
-          <w:rPr>
-            <w:rtl/>
-            <w:cs/>
-            <w:lang w:val="ar_AE" w:bidi="ar_AE"/>
-          </w:rPr>
-          <w:rPr>
-            <w:color w:val="0000EE"/>
-            <w:u w:val="single"/>
-          </w:rPr>
-          <w:t>2:1</w:t>
-        </w:r>
-      </w:hyperlink>
+      <w:r>
+        <w:rPr>
+          <w:rtl/>
+          <w:cs/>
+          <w:lang w:val="ar_AE" w:bidi="ar_AE"/>
+        </w:rPr>
+        <w:t>2:1</w:t>
+      </w:r>
       <w:r>
         <w:rPr>
           <w:rtl/>
@@ -30288,20 +30162,14 @@
         </w:rPr>
         <w:t xml:space="preserve"> يشير هنا إلى المعلمين الكاذبين المذكورين في </w:t>
       </w:r>
-      <w:hyperlink r:id="rId22">
-        <w:r>
-          <w:rPr>
-            <w:rtl/>
-            <w:cs/>
-            <w:lang w:val="ar_AE" w:bidi="ar_AE"/>
-          </w:rPr>
-          <w:rPr>
-            <w:color w:val="0000EE"/>
-            <w:u w:val="single"/>
-          </w:rPr>
-          <w:t>2:1</w:t>
-        </w:r>
-      </w:hyperlink>
+      <w:r>
+        <w:rPr>
+          <w:rtl/>
+          <w:cs/>
+          <w:lang w:val="ar_AE" w:bidi="ar_AE"/>
+        </w:rPr>
+        <w:t>2:1</w:t>
+      </w:r>
       <w:r>
         <w:rPr>
           <w:rtl/>
@@ -31478,20 +31346,14 @@
         </w:rPr>
         <w:t xml:space="preserve">يشير هنا إلى بداية جملة شرطية تمتد من الآية </w:t>
       </w:r>
-      <w:hyperlink r:id="rId23">
-        <w:r>
-          <w:rPr>
-            <w:rtl/>
-            <w:cs/>
-            <w:lang w:val="ar_AE" w:bidi="ar_AE"/>
-          </w:rPr>
-          <w:rPr>
-            <w:color w:val="0000EE"/>
-            <w:u w:val="single"/>
-          </w:rPr>
-          <w:t>2:4</w:t>
-        </w:r>
-      </w:hyperlink>
+      <w:r>
+        <w:rPr>
+          <w:rtl/>
+          <w:cs/>
+          <w:lang w:val="ar_AE" w:bidi="ar_AE"/>
+        </w:rPr>
+        <w:t>2:4</w:t>
+      </w:r>
       <w:r>
         <w:rPr>
           <w:rtl/>
@@ -31500,20 +31362,14 @@
         </w:rPr>
         <w:t xml:space="preserve"> إلى </w:t>
       </w:r>
-      <w:hyperlink r:id="rId24">
-        <w:r>
-          <w:rPr>
-            <w:rtl/>
-            <w:cs/>
-            <w:lang w:val="ar_AE" w:bidi="ar_AE"/>
-          </w:rPr>
-          <w:rPr>
-            <w:color w:val="0000EE"/>
-            <w:u w:val="single"/>
-          </w:rPr>
-          <w:t>2:10</w:t>
-        </w:r>
-      </w:hyperlink>
+      <w:r>
+        <w:rPr>
+          <w:rtl/>
+          <w:cs/>
+          <w:lang w:val="ar_AE" w:bidi="ar_AE"/>
+        </w:rPr>
+        <w:t>2:10</w:t>
+      </w:r>
       <w:r>
         <w:rPr>
           <w:rtl/>
@@ -33430,20 +33286,14 @@
         </w:rPr>
         <w:t xml:space="preserve"> يشير هنا إلى بداية الشرط الثاني في جملة شرطية تمتد من </w:t>
       </w:r>
-      <w:hyperlink r:id="rId23">
-        <w:r>
-          <w:rPr>
-            <w:rtl/>
-            <w:cs/>
-            <w:lang w:val="ar_AE" w:bidi="ar_AE"/>
-          </w:rPr>
-          <w:rPr>
-            <w:color w:val="0000EE"/>
-            <w:u w:val="single"/>
-          </w:rPr>
-          <w:t>2:4</w:t>
-        </w:r>
-      </w:hyperlink>
+      <w:r>
+        <w:rPr>
+          <w:rtl/>
+          <w:cs/>
+          <w:lang w:val="ar_AE" w:bidi="ar_AE"/>
+        </w:rPr>
+        <w:t>2:4</w:t>
+      </w:r>
       <w:r>
         <w:rPr>
           <w:rtl/>
@@ -33452,20 +33302,14 @@
         </w:rPr>
         <w:t xml:space="preserve"> إلى </w:t>
       </w:r>
-      <w:hyperlink r:id="rId24">
-        <w:r>
-          <w:rPr>
-            <w:rtl/>
-            <w:cs/>
-            <w:lang w:val="ar_AE" w:bidi="ar_AE"/>
-          </w:rPr>
-          <w:rPr>
-            <w:color w:val="0000EE"/>
-            <w:u w:val="single"/>
-          </w:rPr>
-          <w:t>2:10</w:t>
-        </w:r>
-      </w:hyperlink>
+      <w:r>
+        <w:rPr>
+          <w:rtl/>
+          <w:cs/>
+          <w:lang w:val="ar_AE" w:bidi="ar_AE"/>
+        </w:rPr>
+        <w:t>2:10</w:t>
+      </w:r>
       <w:r>
         <w:rPr>
           <w:rtl/>
@@ -33793,20 +33637,14 @@
         </w:rPr>
         <w:t xml:space="preserve">كما في الآية </w:t>
       </w:r>
-      <w:hyperlink r:id="rId23">
-        <w:r>
-          <w:rPr>
-            <w:rtl/>
-            <w:cs/>
-            <w:lang w:val="ar_AE" w:bidi="ar_AE"/>
-          </w:rPr>
-          <w:rPr>
-            <w:color w:val="0000EE"/>
-            <w:u w:val="single"/>
-          </w:rPr>
-          <w:t>2:4</w:t>
-        </w:r>
-      </w:hyperlink>
+      <w:r>
+        <w:rPr>
+          <w:rtl/>
+          <w:cs/>
+          <w:lang w:val="ar_AE" w:bidi="ar_AE"/>
+        </w:rPr>
+        <w:t>2:4</w:t>
+      </w:r>
       <w:r>
         <w:rPr>
           <w:rtl/>
@@ -35083,20 +34921,14 @@
         </w:rPr>
         <w:t xml:space="preserve"> يشير هنا إلى بداية الشرط الثالث في جملة شرطية تمتد من </w:t>
       </w:r>
-      <w:hyperlink r:id="rId23">
-        <w:r>
-          <w:rPr>
-            <w:rtl/>
-            <w:cs/>
-            <w:lang w:val="ar_AE" w:bidi="ar_AE"/>
-          </w:rPr>
-          <w:rPr>
-            <w:color w:val="0000EE"/>
-            <w:u w:val="single"/>
-          </w:rPr>
-          <w:t>2:4</w:t>
-        </w:r>
-      </w:hyperlink>
+      <w:r>
+        <w:rPr>
+          <w:rtl/>
+          <w:cs/>
+          <w:lang w:val="ar_AE" w:bidi="ar_AE"/>
+        </w:rPr>
+        <w:t>2:4</w:t>
+      </w:r>
       <w:r>
         <w:rPr>
           <w:rtl/>
@@ -35105,20 +34937,14 @@
         </w:rPr>
         <w:t xml:space="preserve"> إلى </w:t>
       </w:r>
-      <w:hyperlink r:id="rId24">
-        <w:r>
-          <w:rPr>
-            <w:rtl/>
-            <w:cs/>
-            <w:lang w:val="ar_AE" w:bidi="ar_AE"/>
-          </w:rPr>
-          <w:rPr>
-            <w:color w:val="0000EE"/>
-            <w:u w:val="single"/>
-          </w:rPr>
-          <w:t>2:10</w:t>
-        </w:r>
-      </w:hyperlink>
+      <w:r>
+        <w:rPr>
+          <w:rtl/>
+          <w:cs/>
+          <w:lang w:val="ar_AE" w:bidi="ar_AE"/>
+        </w:rPr>
+        <w:t>2:10</w:t>
+      </w:r>
       <w:r>
         <w:rPr>
           <w:rtl/>
@@ -36260,20 +36086,14 @@
         </w:rPr>
         <w:t xml:space="preserve"> يشير هنا إلى بداية الشرط الرابع في جملة شرطية تمتد من </w:t>
       </w:r>
-      <w:hyperlink r:id="rId23">
-        <w:r>
-          <w:rPr>
-            <w:rtl/>
-            <w:cs/>
-            <w:lang w:val="ar_AE" w:bidi="ar_AE"/>
-          </w:rPr>
-          <w:rPr>
-            <w:color w:val="0000EE"/>
-            <w:u w:val="single"/>
-          </w:rPr>
-          <w:t>2:4</w:t>
-        </w:r>
-      </w:hyperlink>
+      <w:r>
+        <w:rPr>
+          <w:rtl/>
+          <w:cs/>
+          <w:lang w:val="ar_AE" w:bidi="ar_AE"/>
+        </w:rPr>
+        <w:t>2:4</w:t>
+      </w:r>
       <w:r>
         <w:rPr>
           <w:rtl/>
@@ -36282,20 +36102,14 @@
         </w:rPr>
         <w:t xml:space="preserve"> إلى </w:t>
       </w:r>
-      <w:hyperlink r:id="rId24">
-        <w:r>
-          <w:rPr>
-            <w:rtl/>
-            <w:cs/>
-            <w:lang w:val="ar_AE" w:bidi="ar_AE"/>
-          </w:rPr>
-          <w:rPr>
-            <w:color w:val="0000EE"/>
-            <w:u w:val="single"/>
-          </w:rPr>
-          <w:t>2:10</w:t>
-        </w:r>
-      </w:hyperlink>
+      <w:r>
+        <w:rPr>
+          <w:rtl/>
+          <w:cs/>
+          <w:lang w:val="ar_AE" w:bidi="ar_AE"/>
+        </w:rPr>
+        <w:t>2:10</w:t>
+      </w:r>
       <w:r>
         <w:rPr>
           <w:rtl/>
@@ -37472,20 +37286,14 @@
         </w:rPr>
         <w:t xml:space="preserve"> باستخدام صفة، إذا كان ذلك مفيدًا في لغتك. انظر كيف ترجمت صيغة الجمع من هذا المصطلح في </w:t>
       </w:r>
-      <w:hyperlink r:id="rId25">
-        <w:r>
-          <w:rPr>
-            <w:rtl/>
-            <w:cs/>
-            <w:lang w:val="ar_AE" w:bidi="ar_AE"/>
-          </w:rPr>
-          <w:rPr>
-            <w:color w:val="0000EE"/>
-            <w:u w:val="single"/>
-          </w:rPr>
-          <w:t>2:2</w:t>
-        </w:r>
-      </w:hyperlink>
+      <w:r>
+        <w:rPr>
+          <w:rtl/>
+          <w:cs/>
+          <w:lang w:val="ar_AE" w:bidi="ar_AE"/>
+        </w:rPr>
+        <w:t>2:2</w:t>
+      </w:r>
       <w:r>
         <w:rPr>
           <w:rtl/>
@@ -39141,20 +38949,14 @@
         </w:rPr>
         <w:t xml:space="preserve">هذه الآية والآية التالية هما نهاية جملة شرطية تمتد من الآية </w:t>
       </w:r>
-      <w:hyperlink r:id="rId23">
-        <w:r>
-          <w:rPr>
-            <w:rtl/>
-            <w:cs/>
-            <w:lang w:val="ar_AE" w:bidi="ar_AE"/>
-          </w:rPr>
-          <w:rPr>
-            <w:color w:val="0000EE"/>
-            <w:u w:val="single"/>
-          </w:rPr>
-          <w:t>2:4</w:t>
-        </w:r>
-      </w:hyperlink>
+      <w:r>
+        <w:rPr>
+          <w:rtl/>
+          <w:cs/>
+          <w:lang w:val="ar_AE" w:bidi="ar_AE"/>
+        </w:rPr>
+        <w:t>2:4</w:t>
+      </w:r>
       <w:r>
         <w:rPr>
           <w:rtl/>
@@ -39163,20 +38965,14 @@
         </w:rPr>
         <w:t xml:space="preserve"> إلى </w:t>
       </w:r>
-      <w:hyperlink r:id="rId24">
-        <w:r>
-          <w:rPr>
-            <w:rtl/>
-            <w:cs/>
-            <w:lang w:val="ar_AE" w:bidi="ar_AE"/>
-          </w:rPr>
-          <w:rPr>
-            <w:color w:val="0000EE"/>
-            <w:u w:val="single"/>
-          </w:rPr>
-          <w:t>2:10</w:t>
-        </w:r>
-      </w:hyperlink>
+      <w:r>
+        <w:rPr>
+          <w:rtl/>
+          <w:cs/>
+          <w:lang w:val="ar_AE" w:bidi="ar_AE"/>
+        </w:rPr>
+        <w:t>2:10</w:t>
+      </w:r>
       <w:r>
         <w:rPr>
           <w:rtl/>
@@ -39185,20 +38981,14 @@
         </w:rPr>
         <w:t xml:space="preserve">. يقدم بطرس نتيجة تحقق الشروط السابقة. إذا قمت بتقسيم </w:t>
       </w:r>
-      <w:hyperlink r:id="rId26">
-        <w:r>
-          <w:rPr>
-            <w:rtl/>
-            <w:cs/>
-            <w:lang w:val="ar_AE" w:bidi="ar_AE"/>
-          </w:rPr>
-          <w:rPr>
-            <w:color w:val="0000EE"/>
-            <w:u w:val="single"/>
-          </w:rPr>
-          <w:t>2:4–10</w:t>
-        </w:r>
-      </w:hyperlink>
+      <w:r>
+        <w:rPr>
+          <w:rtl/>
+          <w:cs/>
+          <w:lang w:val="ar_AE" w:bidi="ar_AE"/>
+        </w:rPr>
+        <w:t>2:4–10</w:t>
+      </w:r>
       <w:r>
         <w:rPr>
           <w:rtl/>
@@ -39207,20 +38997,14 @@
         </w:rPr>
         <w:t xml:space="preserve"> إلى جمل منفصلة، فستحتاج إلى الإشارة إلى أن </w:t>
       </w:r>
-      <w:hyperlink r:id="rId27">
-        <w:r>
-          <w:rPr>
-            <w:rtl/>
-            <w:cs/>
-            <w:lang w:val="ar_AE" w:bidi="ar_AE"/>
-          </w:rPr>
-          <w:rPr>
-            <w:color w:val="0000EE"/>
-            <w:u w:val="single"/>
-          </w:rPr>
-          <w:t>2:9</w:t>
-        </w:r>
-      </w:hyperlink>
+      <w:r>
+        <w:rPr>
+          <w:rtl/>
+          <w:cs/>
+          <w:lang w:val="ar_AE" w:bidi="ar_AE"/>
+        </w:rPr>
+        <w:t>2:9</w:t>
+      </w:r>
       <w:r>
         <w:rPr>
           <w:rtl/>
@@ -41528,20 +41312,14 @@
         </w:rPr>
         <w:t xml:space="preserve"> تشير إلى بداية القسم الثاني من هذا الأصحاح، الذي يستمر حتى نهاية الآية </w:t>
       </w:r>
-      <w:hyperlink r:id="rId28">
-        <w:r>
-          <w:rPr>
-            <w:rtl/>
-            <w:cs/>
-            <w:lang w:val="ar_AE" w:bidi="ar_AE"/>
-          </w:rPr>
-          <w:rPr>
-            <w:color w:val="0000EE"/>
-            <w:u w:val="single"/>
-          </w:rPr>
-          <w:t>2:22</w:t>
-        </w:r>
-      </w:hyperlink>
+      <w:r>
+        <w:rPr>
+          <w:rtl/>
+          <w:cs/>
+          <w:lang w:val="ar_AE" w:bidi="ar_AE"/>
+        </w:rPr>
+        <w:t>2:22</w:t>
+      </w:r>
       <w:r>
         <w:rPr>
           <w:rtl/>
@@ -42019,20 +41797,14 @@
         </w:rPr>
         <w:t xml:space="preserve"> يشير هنا إلى المعلمين الكذبة الذين ذكرهم بطرس في </w:t>
       </w:r>
-      <w:hyperlink r:id="rId22">
-        <w:r>
-          <w:rPr>
-            <w:rtl/>
-            <w:cs/>
-            <w:lang w:val="ar_AE" w:bidi="ar_AE"/>
-          </w:rPr>
-          <w:rPr>
-            <w:color w:val="0000EE"/>
-            <w:u w:val="single"/>
-          </w:rPr>
-          <w:t>2:1</w:t>
-        </w:r>
-      </w:hyperlink>
+      <w:r>
+        <w:rPr>
+          <w:rtl/>
+          <w:cs/>
+          <w:lang w:val="ar_AE" w:bidi="ar_AE"/>
+        </w:rPr>
+        <w:t>2:1</w:t>
+      </w:r>
       <w:r>
         <w:rPr>
           <w:rtl/>
@@ -43189,20 +42961,14 @@
         </w:rPr>
         <w:t xml:space="preserve"> يشير هنا إلى المعلمين الكاذبين الذين تم ذكرهم في </w:t>
       </w:r>
-      <w:hyperlink r:id="rId22">
-        <w:r>
-          <w:rPr>
-            <w:rtl/>
-            <w:cs/>
-            <w:lang w:val="ar_AE" w:bidi="ar_AE"/>
-          </w:rPr>
-          <w:rPr>
-            <w:color w:val="0000EE"/>
-            <w:u w:val="single"/>
-          </w:rPr>
-          <w:t>2:1</w:t>
-        </w:r>
-      </w:hyperlink>
+      <w:r>
+        <w:rPr>
+          <w:rtl/>
+          <w:cs/>
+          <w:lang w:val="ar_AE" w:bidi="ar_AE"/>
+        </w:rPr>
+        <w:t>2:1</w:t>
+      </w:r>
       <w:r>
         <w:rPr>
           <w:rtl/>
@@ -44325,20 +44091,14 @@
         </w:rPr>
         <w:t xml:space="preserve"> قد يشير هنا إلى: (1) "ذوي الأمجاد" في </w:t>
       </w:r>
-      <w:hyperlink r:id="rId24">
-        <w:r>
-          <w:rPr>
-            <w:rtl/>
-            <w:cs/>
-            <w:lang w:val="ar_AE" w:bidi="ar_AE"/>
-          </w:rPr>
-          <w:rPr>
-            <w:color w:val="0000EE"/>
-            <w:u w:val="single"/>
-          </w:rPr>
-          <w:t>2:10</w:t>
-        </w:r>
-      </w:hyperlink>
+      <w:r>
+        <w:rPr>
+          <w:rtl/>
+          <w:cs/>
+          <w:lang w:val="ar_AE" w:bidi="ar_AE"/>
+        </w:rPr>
+        <w:t>2:10</w:t>
+      </w:r>
       <w:r>
         <w:rPr>
           <w:rtl/>
@@ -44472,20 +44232,14 @@
         </w:rPr>
         <w:t xml:space="preserve"> تشير هنا إلى المعلمين الكذبة الذين تم ذكرهم في </w:t>
       </w:r>
-      <w:hyperlink r:id="rId22">
-        <w:r>
-          <w:rPr>
-            <w:rtl/>
-            <w:cs/>
-            <w:lang w:val="ar_AE" w:bidi="ar_AE"/>
-          </w:rPr>
-          <w:rPr>
-            <w:color w:val="0000EE"/>
-            <w:u w:val="single"/>
-          </w:rPr>
-          <w:t>2:1</w:t>
-        </w:r>
-      </w:hyperlink>
+      <w:r>
+        <w:rPr>
+          <w:rtl/>
+          <w:cs/>
+          <w:lang w:val="ar_AE" w:bidi="ar_AE"/>
+        </w:rPr>
+        <w:t>2:1</w:t>
+      </w:r>
       <w:r>
         <w:rPr>
           <w:rtl/>
@@ -47090,20 +46844,14 @@
         </w:rPr>
         <w:t xml:space="preserve">يشير هذا المقطع إلى أفعال المعلمين الكذبة الذين ذكرهم بطرس في </w:t>
       </w:r>
-      <w:hyperlink r:id="rId22">
-        <w:r>
-          <w:rPr>
-            <w:rtl/>
-            <w:cs/>
-            <w:lang w:val="ar_AE" w:bidi="ar_AE"/>
-          </w:rPr>
-          <w:rPr>
-            <w:color w:val="0000EE"/>
-            <w:u w:val="single"/>
-          </w:rPr>
-          <w:t>2:1</w:t>
-        </w:r>
-      </w:hyperlink>
+      <w:r>
+        <w:rPr>
+          <w:rtl/>
+          <w:cs/>
+          <w:lang w:val="ar_AE" w:bidi="ar_AE"/>
+        </w:rPr>
+        <w:t>2:1</w:t>
+      </w:r>
       <w:r>
         <w:rPr>
           <w:rtl/>
@@ -47431,20 +47179,14 @@
         </w:rPr>
         <w:t xml:space="preserve">يشير هذا المقطع إلى أفعال المعلمين الكاذبين الذين ذكرهم بطرس في </w:t>
       </w:r>
-      <w:hyperlink r:id="rId22">
-        <w:r>
-          <w:rPr>
-            <w:rtl/>
-            <w:cs/>
-            <w:lang w:val="ar_AE" w:bidi="ar_AE"/>
-          </w:rPr>
-          <w:rPr>
-            <w:color w:val="0000EE"/>
-            <w:u w:val="single"/>
-          </w:rPr>
-          <w:t>2:1</w:t>
-        </w:r>
-      </w:hyperlink>
+      <w:r>
+        <w:rPr>
+          <w:rtl/>
+          <w:cs/>
+          <w:lang w:val="ar_AE" w:bidi="ar_AE"/>
+        </w:rPr>
+        <w:t>2:1</w:t>
+      </w:r>
       <w:r>
         <w:rPr>
           <w:rtl/>
@@ -48615,20 +48357,14 @@
         </w:rPr>
         <w:t xml:space="preserve"> يشير هنا إلى أسلوب الحياة الصحيح والمُرضي للرب. ربما يستخدم بطرس هذا المصطلح هنا للإشارة تحديدًا إلى الإيمان المسيحي، مما يُشبه استخدامه لتعبير "طريق الحق" في </w:t>
       </w:r>
-      <w:hyperlink r:id="rId25">
-        <w:r>
-          <w:rPr>
-            <w:rtl/>
-            <w:cs/>
-            <w:lang w:val="ar_AE" w:bidi="ar_AE"/>
-          </w:rPr>
-          <w:rPr>
-            <w:color w:val="0000EE"/>
-            <w:u w:val="single"/>
-          </w:rPr>
-          <w:t>2:2</w:t>
-        </w:r>
-      </w:hyperlink>
+      <w:r>
+        <w:rPr>
+          <w:rtl/>
+          <w:cs/>
+          <w:lang w:val="ar_AE" w:bidi="ar_AE"/>
+        </w:rPr>
+        <w:t>2:2</w:t>
+      </w:r>
       <w:r>
         <w:rPr>
           <w:rtl/>
@@ -51176,20 +50912,14 @@
         </w:rPr>
         <w:t xml:space="preserve"> يشير إلى المعلمين الكذبة المذكورين في </w:t>
       </w:r>
-      <w:hyperlink r:id="rId22">
-        <w:r>
-          <w:rPr>
-            <w:rtl/>
-            <w:cs/>
-            <w:lang w:val="ar_AE" w:bidi="ar_AE"/>
-          </w:rPr>
-          <w:rPr>
-            <w:color w:val="0000EE"/>
-            <w:u w:val="single"/>
-          </w:rPr>
-          <w:t>2:1</w:t>
-        </w:r>
-      </w:hyperlink>
+      <w:r>
+        <w:rPr>
+          <w:rtl/>
+          <w:cs/>
+          <w:lang w:val="ar_AE" w:bidi="ar_AE"/>
+        </w:rPr>
+        <w:t>2:1</w:t>
+      </w:r>
       <w:r>
         <w:rPr>
           <w:rtl/>
@@ -53067,20 +52797,14 @@
         </w:rPr>
         <w:t xml:space="preserve"> يشير هنا إلى المعلمين الكذبة المذكورين في </w:t>
       </w:r>
-      <w:hyperlink r:id="rId22">
-        <w:r>
-          <w:rPr>
-            <w:rtl/>
-            <w:cs/>
-            <w:lang w:val="ar_AE" w:bidi="ar_AE"/>
-          </w:rPr>
-          <w:rPr>
-            <w:color w:val="0000EE"/>
-            <w:u w:val="single"/>
-          </w:rPr>
-          <w:t>2:1</w:t>
-        </w:r>
-      </w:hyperlink>
+      <w:r>
+        <w:rPr>
+          <w:rtl/>
+          <w:cs/>
+          <w:lang w:val="ar_AE" w:bidi="ar_AE"/>
+        </w:rPr>
+        <w:t>2:1</w:t>
+      </w:r>
       <w:r>
         <w:rPr>
           <w:rtl/>
@@ -53425,20 +53149,14 @@
         </w:rPr>
         <w:t xml:space="preserve">، تشير هنا إلى الأفعال الجنسية غير الأخلاقية التي تدل على نقص في ضبط النفس. انظر كيف ترجمت هذا المصطلح في </w:t>
       </w:r>
-      <w:hyperlink r:id="rId25">
-        <w:r>
-          <w:rPr>
-            <w:rtl/>
-            <w:cs/>
-            <w:lang w:val="ar_AE" w:bidi="ar_AE"/>
-          </w:rPr>
-          <w:rPr>
-            <w:color w:val="0000EE"/>
-            <w:u w:val="single"/>
-          </w:rPr>
-          <w:t>2:2</w:t>
-        </w:r>
-      </w:hyperlink>
+      <w:r>
+        <w:rPr>
+          <w:rtl/>
+          <w:cs/>
+          <w:lang w:val="ar_AE" w:bidi="ar_AE"/>
+        </w:rPr>
+        <w:t>2:2</w:t>
+      </w:r>
       <w:r>
         <w:rPr>
           <w:rtl/>
@@ -55399,20 +55117,14 @@
         </w:rPr>
         <w:t xml:space="preserve">باستخدام استعارة مشابهة لتلك المذكورة في </w:t>
       </w:r>
-      <w:hyperlink r:id="rId29">
-        <w:r>
-          <w:rPr>
-            <w:rtl/>
-            <w:cs/>
-            <w:lang w:val="ar_AE" w:bidi="ar_AE"/>
-          </w:rPr>
-          <w:rPr>
-            <w:color w:val="0000EE"/>
-            <w:u w:val="single"/>
-          </w:rPr>
-          <w:t>2:18</w:t>
-        </w:r>
-      </w:hyperlink>
+      <w:r>
+        <w:rPr>
+          <w:rtl/>
+          <w:cs/>
+          <w:lang w:val="ar_AE" w:bidi="ar_AE"/>
+        </w:rPr>
+        <w:t>2:18</w:t>
+      </w:r>
       <w:r>
         <w:rPr>
           <w:rtl/>
@@ -55954,20 +55666,14 @@
         </w:rPr>
         <w:t xml:space="preserve"> بعبارة فعلية. انظر كيف ترجمت عبارات مشابهة في </w:t>
       </w:r>
-      <w:hyperlink r:id="rId30">
-        <w:r>
-          <w:rPr>
-            <w:rtl/>
-            <w:cs/>
-            <w:lang w:val="ar_AE" w:bidi="ar_AE"/>
-          </w:rPr>
-          <w:rPr>
-            <w:color w:val="0000EE"/>
-            <w:u w:val="single"/>
-          </w:rPr>
-          <w:t>1:2</w:t>
-        </w:r>
-      </w:hyperlink>
+      <w:r>
+        <w:rPr>
+          <w:rtl/>
+          <w:cs/>
+          <w:lang w:val="ar_AE" w:bidi="ar_AE"/>
+        </w:rPr>
+        <w:t>1:2</w:t>
+      </w:r>
       <w:r>
         <w:rPr>
           <w:rtl/>
@@ -56799,20 +56505,14 @@
         </w:rPr>
         <w:t xml:space="preserve"> هنا إلى المعلمين الكذبة الذين تم ذكرهم في </w:t>
       </w:r>
-      <w:hyperlink r:id="rId22">
-        <w:r>
-          <w:rPr>
-            <w:rtl/>
-            <w:cs/>
-            <w:lang w:val="ar_AE" w:bidi="ar_AE"/>
-          </w:rPr>
-          <w:rPr>
-            <w:color w:val="0000EE"/>
-            <w:u w:val="single"/>
-          </w:rPr>
-          <w:t>2:1</w:t>
-        </w:r>
-      </w:hyperlink>
+      <w:r>
+        <w:rPr>
+          <w:rtl/>
+          <w:cs/>
+          <w:lang w:val="ar_AE" w:bidi="ar_AE"/>
+        </w:rPr>
+        <w:t>2:1</w:t>
+      </w:r>
       <w:r>
         <w:rPr>
           <w:rtl/>
@@ -56821,20 +56521,14 @@
         </w:rPr>
         <w:t xml:space="preserve"> ومناقشتهم في </w:t>
       </w:r>
-      <w:hyperlink r:id="rId31">
-        <w:r>
-          <w:rPr>
-            <w:rtl/>
-            <w:cs/>
-            <w:lang w:val="ar_AE" w:bidi="ar_AE"/>
-          </w:rPr>
-          <w:rPr>
-            <w:color w:val="0000EE"/>
-            <w:u w:val="single"/>
-          </w:rPr>
-          <w:t>2:12–19</w:t>
-        </w:r>
-      </w:hyperlink>
+      <w:r>
+        <w:rPr>
+          <w:rtl/>
+          <w:cs/>
+          <w:lang w:val="ar_AE" w:bidi="ar_AE"/>
+        </w:rPr>
+        <w:t>2:12–19</w:t>
+      </w:r>
       <w:r>
         <w:rPr>
           <w:rtl/>
@@ -57368,20 +57062,14 @@
         </w:rPr>
         <w:t xml:space="preserve"> يشير هنا إلى المعلمين الكذبة المذكورين في </w:t>
       </w:r>
-      <w:hyperlink r:id="rId22">
-        <w:r>
-          <w:rPr>
-            <w:rtl/>
-            <w:cs/>
-            <w:lang w:val="ar_AE" w:bidi="ar_AE"/>
-          </w:rPr>
-          <w:rPr>
-            <w:color w:val="0000EE"/>
-            <w:u w:val="single"/>
-          </w:rPr>
-          <w:t>2:1</w:t>
-        </w:r>
-      </w:hyperlink>
+      <w:r>
+        <w:rPr>
+          <w:rtl/>
+          <w:cs/>
+          <w:lang w:val="ar_AE" w:bidi="ar_AE"/>
+        </w:rPr>
+        <w:t>2:1</w:t>
+      </w:r>
       <w:r>
         <w:rPr>
           <w:rtl/>
@@ -57751,20 +57439,14 @@
         </w:rPr>
         <w:t xml:space="preserve"> أو مسار. تشير هذه العبارة إلى أسلوب عيش الحياة الصحيحة والمُرضية للرب. ربما يستخدم بطرس هذا المصطلح هنا أيضًا للإشارة بشكل خاص إلى الإيمان المسيحي، بشكل مشابه لاستخدامه لـتعبير "طريق الحق" في </w:t>
       </w:r>
-      <w:hyperlink r:id="rId25">
-        <w:r>
-          <w:rPr>
-            <w:rtl/>
-            <w:cs/>
-            <w:lang w:val="ar_AE" w:bidi="ar_AE"/>
-          </w:rPr>
-          <w:rPr>
-            <w:color w:val="0000EE"/>
-            <w:u w:val="single"/>
-          </w:rPr>
-          <w:t>2:2</w:t>
-        </w:r>
-      </w:hyperlink>
+      <w:r>
+        <w:rPr>
+          <w:rtl/>
+          <w:cs/>
+          <w:lang w:val="ar_AE" w:bidi="ar_AE"/>
+        </w:rPr>
+        <w:t>2:2</w:t>
+      </w:r>
       <w:r>
         <w:rPr>
           <w:rtl/>
@@ -57773,20 +57455,14 @@
         </w:rPr>
         <w:t xml:space="preserve"> و"الطريق المستقيم" في </w:t>
       </w:r>
-      <w:hyperlink r:id="rId32">
-        <w:r>
-          <w:rPr>
-            <w:rtl/>
-            <w:cs/>
-            <w:lang w:val="ar_AE" w:bidi="ar_AE"/>
-          </w:rPr>
-          <w:rPr>
-            <w:color w:val="0000EE"/>
-            <w:u w:val="single"/>
-          </w:rPr>
-          <w:t>2:15</w:t>
-        </w:r>
-      </w:hyperlink>
+      <w:r>
+        <w:rPr>
+          <w:rtl/>
+          <w:cs/>
+          <w:lang w:val="ar_AE" w:bidi="ar_AE"/>
+        </w:rPr>
+        <w:t>2:15</w:t>
+      </w:r>
       <w:r>
         <w:rPr>
           <w:rtl/>
@@ -58935,20 +58611,14 @@
         </w:rPr>
         <w:t xml:space="preserve"> يشير هنا إلى المعلمين الكذبة الذين تم تقديمهم في </w:t>
       </w:r>
-      <w:hyperlink r:id="rId22">
-        <w:r>
-          <w:rPr>
-            <w:rtl/>
-            <w:cs/>
-            <w:lang w:val="ar_AE" w:bidi="ar_AE"/>
-          </w:rPr>
-          <w:rPr>
-            <w:color w:val="0000EE"/>
-            <w:u w:val="single"/>
-          </w:rPr>
-          <w:t>2:1</w:t>
-        </w:r>
-      </w:hyperlink>
+      <w:r>
+        <w:rPr>
+          <w:rtl/>
+          <w:cs/>
+          <w:lang w:val="ar_AE" w:bidi="ar_AE"/>
+        </w:rPr>
+        <w:t>2:1</w:t>
+      </w:r>
       <w:r>
         <w:rPr>
           <w:rtl/>
@@ -59965,20 +59635,14 @@
         </w:rPr>
         <w:t xml:space="preserve">هنا للإشارة إلى أذهان قرائه وكأنها نائمة. فهو يريد حث قرائه على التفكير في هذه الأمور. يمكنك التعبير عن هذه الاستعارة عن طريق ترجمتها بشكل واضح، إذا كان ذلك مفيدًا في لغتك. انظر كيف ترجمت هذا المصطلح في </w:t>
       </w:r>
-      <w:hyperlink r:id="rId33">
-        <w:r>
-          <w:rPr>
-            <w:rtl/>
-            <w:cs/>
-            <w:lang w:val="ar_AE" w:bidi="ar_AE"/>
-          </w:rPr>
-          <w:rPr>
-            <w:color w:val="0000EE"/>
-            <w:u w:val="single"/>
-          </w:rPr>
-          <w:t>1:13</w:t>
-        </w:r>
-      </w:hyperlink>
+      <w:r>
+        <w:rPr>
+          <w:rtl/>
+          <w:cs/>
+          <w:lang w:val="ar_AE" w:bidi="ar_AE"/>
+        </w:rPr>
+        <w:t>1:13</w:t>
+      </w:r>
       <w:r>
         <w:rPr>
           <w:rtl/>
@@ -60159,20 +59823,14 @@
         </w:rPr>
         <w:t xml:space="preserve"> في هذه العبارة باستخدام فعل، إذا كان من المفيد في لغتك. انظر كيف ترجمت هذا المصطلح في </w:t>
       </w:r>
-      <w:hyperlink r:id="rId33">
-        <w:r>
-          <w:rPr>
-            <w:rtl/>
-            <w:cs/>
-            <w:lang w:val="ar_AE" w:bidi="ar_AE"/>
-          </w:rPr>
-          <w:rPr>
-            <w:color w:val="0000EE"/>
-            <w:u w:val="single"/>
-          </w:rPr>
-          <w:t>1:13</w:t>
-        </w:r>
-      </w:hyperlink>
+      <w:r>
+        <w:rPr>
+          <w:rtl/>
+          <w:cs/>
+          <w:lang w:val="ar_AE" w:bidi="ar_AE"/>
+        </w:rPr>
+        <w:t>1:13</w:t>
+      </w:r>
       <w:r>
         <w:rPr>
           <w:rtl/>
@@ -60999,20 +60657,14 @@
         </w:rPr>
         <w:t xml:space="preserve"> تشير هنا إلى أنبياء العهد القديم الذين ذكرهم بطرس أيضًا في </w:t>
       </w:r>
-      <w:hyperlink r:id="rId34">
-        <w:r>
-          <w:rPr>
-            <w:rtl/>
-            <w:cs/>
-            <w:lang w:val="ar_AE" w:bidi="ar_AE"/>
-          </w:rPr>
-          <w:rPr>
-            <w:color w:val="0000EE"/>
-            <w:u w:val="single"/>
-          </w:rPr>
-          <w:t>1:19–21</w:t>
-        </w:r>
-      </w:hyperlink>
+      <w:r>
+        <w:rPr>
+          <w:rtl/>
+          <w:cs/>
+          <w:lang w:val="ar_AE" w:bidi="ar_AE"/>
+        </w:rPr>
+        <w:t>1:19–21</w:t>
+      </w:r>
       <w:r>
         <w:rPr>
           <w:rtl/>
@@ -62326,20 +61978,14 @@
         </w:rPr>
         <w:t xml:space="preserve"> هنا للإشارة إلى مدى الأهمية، وليس إلى الترتيب الزمني. انظر كيف ترجمت هذه الكلمة في </w:t>
       </w:r>
-      <w:hyperlink r:id="rId35">
-        <w:r>
-          <w:rPr>
-            <w:rtl/>
-            <w:cs/>
-            <w:lang w:val="ar_AE" w:bidi="ar_AE"/>
-          </w:rPr>
-          <w:rPr>
-            <w:color w:val="0000EE"/>
-            <w:u w:val="single"/>
-          </w:rPr>
-          <w:t>1:20</w:t>
-        </w:r>
-      </w:hyperlink>
+      <w:r>
+        <w:rPr>
+          <w:rtl/>
+          <w:cs/>
+          <w:lang w:val="ar_AE" w:bidi="ar_AE"/>
+        </w:rPr>
+        <w:t>1:20</w:t>
+      </w:r>
       <w:r>
         <w:rPr>
           <w:rtl/>
@@ -62475,20 +62121,14 @@
         </w:rPr>
         <w:t xml:space="preserve">يستخدم بطرس هذه الجملة لتقديم تعليمات. يمكنك الإشارة إلى ذلك بترجمتها أمر، إذا كان ذلك مفيدًا في لغتك. إذا قمت بذلك، قد يكون من المفيد بدء جملة جديدة هنا. انظر كيف ترجمت هذا في </w:t>
       </w:r>
-      <w:hyperlink r:id="rId35">
-        <w:r>
-          <w:rPr>
-            <w:rtl/>
-            <w:cs/>
-            <w:lang w:val="ar_AE" w:bidi="ar_AE"/>
-          </w:rPr>
-          <w:rPr>
-            <w:color w:val="0000EE"/>
-            <w:u w:val="single"/>
-          </w:rPr>
-          <w:t>1:20</w:t>
-        </w:r>
-      </w:hyperlink>
+      <w:r>
+        <w:rPr>
+          <w:rtl/>
+          <w:cs/>
+          <w:lang w:val="ar_AE" w:bidi="ar_AE"/>
+        </w:rPr>
+        <w:t>1:20</w:t>
+      </w:r>
       <w:r>
         <w:rPr>
           <w:rtl/>
@@ -66512,20 +66152,14 @@
         </w:rPr>
         <w:t xml:space="preserve"> تشير هنا إلى "كلمة الله"، التي ذكرها بطرس في </w:t>
       </w:r>
-      <w:hyperlink r:id="rId36">
-        <w:r>
-          <w:rPr>
-            <w:rtl/>
-            <w:cs/>
-            <w:lang w:val="ar_AE" w:bidi="ar_AE"/>
-          </w:rPr>
-          <w:rPr>
-            <w:color w:val="0000EE"/>
-            <w:u w:val="single"/>
-          </w:rPr>
-          <w:t>3:5–6</w:t>
-        </w:r>
-      </w:hyperlink>
+      <w:r>
+        <w:rPr>
+          <w:rtl/>
+          <w:cs/>
+          <w:lang w:val="ar_AE" w:bidi="ar_AE"/>
+        </w:rPr>
+        <w:t>3:5–6</w:t>
+      </w:r>
       <w:r>
         <w:rPr>
           <w:rtl/>
@@ -68129,20 +67763,14 @@
         </w:rPr>
         <w:t xml:space="preserve"> بعودة الرب يسوع. انظر كيف ترجمت هذا المفهوم في </w:t>
       </w:r>
-      <w:hyperlink r:id="rId37">
-        <w:r>
-          <w:rPr>
-            <w:rtl/>
-            <w:cs/>
-            <w:lang w:val="ar_AE" w:bidi="ar_AE"/>
-          </w:rPr>
-          <w:rPr>
-            <w:color w:val="0000EE"/>
-            <w:u w:val="single"/>
-          </w:rPr>
-          <w:t>3:4</w:t>
-        </w:r>
-      </w:hyperlink>
+      <w:r>
+        <w:rPr>
+          <w:rtl/>
+          <w:cs/>
+          <w:lang w:val="ar_AE" w:bidi="ar_AE"/>
+        </w:rPr>
+        <w:t>3:4</w:t>
+      </w:r>
       <w:r>
         <w:rPr>
           <w:rtl/>
@@ -68315,20 +67943,14 @@
         </w:rPr>
         <w:t xml:space="preserve"> تشير هنا إلى "المستهزئين" الذين تم ذكرهم في </w:t>
       </w:r>
-      <w:hyperlink r:id="rId38">
-        <w:r>
-          <w:rPr>
-            <w:rtl/>
-            <w:cs/>
-            <w:lang w:val="ar_AE" w:bidi="ar_AE"/>
-          </w:rPr>
-          <w:rPr>
-            <w:color w:val="0000EE"/>
-            <w:u w:val="single"/>
-          </w:rPr>
-          <w:t>3:3</w:t>
-        </w:r>
-      </w:hyperlink>
+      <w:r>
+        <w:rPr>
+          <w:rtl/>
+          <w:cs/>
+          <w:lang w:val="ar_AE" w:bidi="ar_AE"/>
+        </w:rPr>
+        <w:t>3:3</w:t>
+      </w:r>
       <w:r>
         <w:rPr>
           <w:rtl/>
@@ -72003,20 +71625,14 @@
         </w:rPr>
         <w:t xml:space="preserve"> هنا يمكن أن تشير إلى: (1) العناصر الأساسية التي تشكل الكون الطبيعي. الترجمة البديلة: "مكونات الطبيعة ستتدمر بالحرارة" (2) الأجرام السماوية، مثل الشمس والقمر والنجوم. الترجمة البديلة: "الأجرام السماوية ستتدمر بالحرارة" انظر كيف ترجمت هذه الكلمة في </w:t>
       </w:r>
-      <w:hyperlink r:id="rId39">
-        <w:r>
-          <w:rPr>
-            <w:rtl/>
-            <w:cs/>
-            <w:lang w:val="ar_AE" w:bidi="ar_AE"/>
-          </w:rPr>
-          <w:rPr>
-            <w:color w:val="0000EE"/>
-            <w:u w:val="single"/>
-          </w:rPr>
-          <w:t>3:10</w:t>
-        </w:r>
-      </w:hyperlink>
+      <w:r>
+        <w:rPr>
+          <w:rtl/>
+          <w:cs/>
+          <w:lang w:val="ar_AE" w:bidi="ar_AE"/>
+        </w:rPr>
+        <w:t>3:10</w:t>
+      </w:r>
       <w:r>
         <w:rPr>
           <w:rtl/>
@@ -72606,20 +72222,14 @@
         </w:rPr>
         <w:t xml:space="preserve"> يمكن أن تشير هنا إلى: (1) وعد الله بخلق سماوات جديدة وأرض جديدة، كما هو مذكور في إشعياء 65:17 وإشعياء 66:22. الترجمة البديلة: "وعده بسماوات جديدة وأرض جديدة" (2) وعد المجيء الثاني للرب يسوع، كما في </w:t>
       </w:r>
-      <w:hyperlink r:id="rId37">
-        <w:r>
-          <w:rPr>
-            <w:rtl/>
-            <w:cs/>
-            <w:lang w:val="ar_AE" w:bidi="ar_AE"/>
-          </w:rPr>
-          <w:rPr>
-            <w:color w:val="0000EE"/>
-            <w:u w:val="single"/>
-          </w:rPr>
-          <w:t>3:4</w:t>
-        </w:r>
-      </w:hyperlink>
+      <w:r>
+        <w:rPr>
+          <w:rtl/>
+          <w:cs/>
+          <w:lang w:val="ar_AE" w:bidi="ar_AE"/>
+        </w:rPr>
+        <w:t>3:4</w:t>
+      </w:r>
       <w:r>
         <w:rPr>
           <w:rtl/>
@@ -73116,20 +72726,14 @@
         </w:rPr>
         <w:t xml:space="preserve">لتقديم وصف لما ينبغي على قرائه فعله نتيجة لما ذكره للتو. وهو يشير تحديدًا إلى مناقشة يوم الرب القادم المذكور في </w:t>
       </w:r>
-      <w:hyperlink r:id="rId40">
-        <w:r>
-          <w:rPr>
-            <w:rtl/>
-            <w:cs/>
-            <w:lang w:val="ar_AE" w:bidi="ar_AE"/>
-          </w:rPr>
-          <w:rPr>
-            <w:color w:val="0000EE"/>
-            <w:u w:val="single"/>
-          </w:rPr>
-          <w:t>3:10–13</w:t>
-        </w:r>
-      </w:hyperlink>
+      <w:r>
+        <w:rPr>
+          <w:rtl/>
+          <w:cs/>
+          <w:lang w:val="ar_AE" w:bidi="ar_AE"/>
+        </w:rPr>
+        <w:t>3:10–13</w:t>
+      </w:r>
       <w:r>
         <w:rPr>
           <w:rtl/>
@@ -73319,20 +72923,14 @@
         </w:rPr>
         <w:t xml:space="preserve"> تشير هنا إلى أولئك الذين يكتب إليهم بطرس، والتي يمكن أن تمتد ليشمل جميع المؤمنين. يمكنك التعبير عن ذلك بشكل صريح، إذا كان ذلك مفيدًا في لغتك. انظر كيف ترجمت هذا اللقب في </w:t>
       </w:r>
-      <w:hyperlink r:id="rId41">
-        <w:r>
-          <w:rPr>
-            <w:rtl/>
-            <w:cs/>
-            <w:lang w:val="ar_AE" w:bidi="ar_AE"/>
-          </w:rPr>
-          <w:rPr>
-            <w:color w:val="0000EE"/>
-            <w:u w:val="single"/>
-          </w:rPr>
-          <w:t>3:1</w:t>
-        </w:r>
-      </w:hyperlink>
+      <w:r>
+        <w:rPr>
+          <w:rtl/>
+          <w:cs/>
+          <w:lang w:val="ar_AE" w:bidi="ar_AE"/>
+        </w:rPr>
+        <w:t>3:1</w:t>
+      </w:r>
       <w:r>
         <w:rPr>
           <w:rtl/>
@@ -73513,20 +73111,14 @@
         </w:rPr>
         <w:t xml:space="preserve"> يشير هنا إلى الأحداث المتعلقة بيوم الرب القادم، الذي وصفه بطرس في </w:t>
       </w:r>
-      <w:hyperlink r:id="rId40">
-        <w:r>
-          <w:rPr>
-            <w:rtl/>
-            <w:cs/>
-            <w:lang w:val="ar_AE" w:bidi="ar_AE"/>
-          </w:rPr>
-          <w:rPr>
-            <w:color w:val="0000EE"/>
-            <w:u w:val="single"/>
-          </w:rPr>
-          <w:t>3:10–13</w:t>
-        </w:r>
-      </w:hyperlink>
+      <w:r>
+        <w:rPr>
+          <w:rtl/>
+          <w:cs/>
+          <w:lang w:val="ar_AE" w:bidi="ar_AE"/>
+        </w:rPr>
+        <w:t>3:10–13</w:t>
+      </w:r>
       <w:r>
         <w:rPr>
           <w:rtl/>
@@ -74325,20 +73917,14 @@
         </w:rPr>
         <w:t xml:space="preserve">لأن الرب صبور، فيوم الدينونة لم يأتِ بعد. هذا يمنح الناس فرصة للتوبة والخلاص، كما أوضح بطرس في </w:t>
       </w:r>
-      <w:hyperlink r:id="rId42">
-        <w:r>
-          <w:rPr>
-            <w:rtl/>
-            <w:cs/>
-            <w:lang w:val="ar_AE" w:bidi="ar_AE"/>
-          </w:rPr>
-          <w:rPr>
-            <w:color w:val="0000EE"/>
-            <w:u w:val="single"/>
-          </w:rPr>
-          <w:t>3:9</w:t>
-        </w:r>
-      </w:hyperlink>
+      <w:r>
+        <w:rPr>
+          <w:rtl/>
+          <w:cs/>
+          <w:lang w:val="ar_AE" w:bidi="ar_AE"/>
+        </w:rPr>
+        <w:t>3:9</w:t>
+      </w:r>
       <w:r>
         <w:rPr>
           <w:rtl/>
@@ -75543,20 +75129,14 @@
         </w:rPr>
         <w:t xml:space="preserve"> يمكن أن تشير هنا إلى: (1) الأحداث المتعلقة بيوم الرب المذكورة في </w:t>
       </w:r>
-      <w:hyperlink r:id="rId40">
-        <w:r>
-          <w:rPr>
-            <w:rtl/>
-            <w:cs/>
-            <w:lang w:val="ar_AE" w:bidi="ar_AE"/>
-          </w:rPr>
-          <w:rPr>
-            <w:color w:val="0000EE"/>
-            <w:u w:val="single"/>
-          </w:rPr>
-          <w:t>3:10–13</w:t>
-        </w:r>
-      </w:hyperlink>
+      <w:r>
+        <w:rPr>
+          <w:rtl/>
+          <w:cs/>
+          <w:lang w:val="ar_AE" w:bidi="ar_AE"/>
+        </w:rPr>
+        <w:t>3:10–13</w:t>
+      </w:r>
       <w:r>
         <w:rPr>
           <w:rtl/>
@@ -75565,20 +75145,14 @@
         </w:rPr>
         <w:t xml:space="preserve"> والمسماة "هذه الأمور" في </w:t>
       </w:r>
-      <w:hyperlink r:id="rId43">
-        <w:r>
-          <w:rPr>
-            <w:rtl/>
-            <w:cs/>
-            <w:lang w:val="ar_AE" w:bidi="ar_AE"/>
-          </w:rPr>
-          <w:rPr>
-            <w:color w:val="0000EE"/>
-            <w:u w:val="single"/>
-          </w:rPr>
-          <w:t>3:14</w:t>
-        </w:r>
-      </w:hyperlink>
+      <w:r>
+        <w:rPr>
+          <w:rtl/>
+          <w:cs/>
+          <w:lang w:val="ar_AE" w:bidi="ar_AE"/>
+        </w:rPr>
+        <w:t>3:14</w:t>
+      </w:r>
       <w:r>
         <w:rPr>
           <w:rtl/>
@@ -75587,20 +75161,14 @@
         </w:rPr>
         <w:t xml:space="preserve">. الترجمة البديلة: "هذه الأمور التي ستحدث في يوم الرب" (2) الحاجة إلى عيش حياة تقية واعتبار أن صبر الله هو لإنقاذ الناس، كما نوقش في </w:t>
       </w:r>
-      <w:hyperlink r:id="rId44">
-        <w:r>
-          <w:rPr>
-            <w:rtl/>
-            <w:cs/>
-            <w:lang w:val="ar_AE" w:bidi="ar_AE"/>
-          </w:rPr>
-          <w:rPr>
-            <w:color w:val="0000EE"/>
-            <w:u w:val="single"/>
-          </w:rPr>
-          <w:t>3:14–15</w:t>
-        </w:r>
-      </w:hyperlink>
+      <w:r>
+        <w:rPr>
+          <w:rtl/>
+          <w:cs/>
+          <w:lang w:val="ar_AE" w:bidi="ar_AE"/>
+        </w:rPr>
+        <w:t>3:14–15</w:t>
+      </w:r>
       <w:r>
         <w:rPr>
           <w:rtl/>
@@ -76805,20 +76373,14 @@
         </w:rPr>
         <w:t xml:space="preserve"> لقب يشير هنا إلى أولئك الذين يكتب إليهم بطرس، ويمكن أن يشمل جميع المؤمنين. يمكنك التعبير عن ذلك صراحة، إذا كان ذلك مفيدًا في لغتك. انظر كيف ترجمت هذا في الآيات </w:t>
       </w:r>
-      <w:hyperlink r:id="rId41">
-        <w:r>
-          <w:rPr>
-            <w:rtl/>
-            <w:cs/>
-            <w:lang w:val="ar_AE" w:bidi="ar_AE"/>
-          </w:rPr>
-          <w:rPr>
-            <w:color w:val="0000EE"/>
-            <w:u w:val="single"/>
-          </w:rPr>
-          <w:t>3:1</w:t>
-        </w:r>
-      </w:hyperlink>
+      <w:r>
+        <w:rPr>
+          <w:rtl/>
+          <w:cs/>
+          <w:lang w:val="ar_AE" w:bidi="ar_AE"/>
+        </w:rPr>
+        <w:t>3:1</w:t>
+      </w:r>
       <w:r>
         <w:rPr>
           <w:rtl/>
@@ -76827,20 +76389,14 @@
         </w:rPr>
         <w:t xml:space="preserve"> و</w:t>
       </w:r>
-      <w:hyperlink r:id="rId43">
-        <w:r>
-          <w:rPr>
-            <w:rtl/>
-            <w:cs/>
-            <w:lang w:val="ar_AE" w:bidi="ar_AE"/>
-          </w:rPr>
-          <w:rPr>
-            <w:color w:val="0000EE"/>
-            <w:u w:val="single"/>
-          </w:rPr>
-          <w:t>3:14</w:t>
-        </w:r>
-      </w:hyperlink>
+      <w:r>
+        <w:rPr>
+          <w:rtl/>
+          <w:cs/>
+          <w:lang w:val="ar_AE" w:bidi="ar_AE"/>
+        </w:rPr>
+        <w:t>3:14</w:t>
+      </w:r>
       <w:r>
         <w:rPr>
           <w:rtl/>
